--- a/demo/后端/samples/副文档-异常标记.docx
+++ b/demo/后端/samples/副文档-异常标记.docx
@@ -465,7 +465,7 @@
       <w:rFonts w:asciiTheme="majorHAnsi" w:eastAsiaTheme="majorEastAsia" w:hAnsiTheme="majorHAnsi" w:cstheme="majorBidi" w:ascii="微软雅黑" w:hAnsi="微软雅黑" w:eastAsia="微软雅黑"/>
       <w:b/>
       <w:bCs/>
-      <w:color w:val="1C46AD"/>
+      <w:color w:val="17466F"/>
       <w:sz w:val="28"/>
       <w:szCs w:val="28"/>
     </w:rPr>
@@ -489,7 +489,7 @@
       <w:rFonts w:asciiTheme="majorHAnsi" w:eastAsiaTheme="majorEastAsia" w:hAnsiTheme="majorHAnsi" w:cstheme="majorBidi" w:ascii="微软雅黑" w:hAnsi="微软雅黑" w:eastAsia="微软雅黑"/>
       <w:b/>
       <w:bCs/>
-      <w:color w:val="1C46AD"/>
+      <w:color w:val="17466F"/>
       <w:sz w:val="26"/>
       <w:szCs w:val="26"/>
     </w:rPr>
@@ -513,7 +513,7 @@
       <w:rFonts w:asciiTheme="majorHAnsi" w:eastAsiaTheme="majorEastAsia" w:hAnsiTheme="majorHAnsi" w:cstheme="majorBidi" w:ascii="微软雅黑" w:hAnsi="微软雅黑" w:eastAsia="微软雅黑"/>
       <w:b/>
       <w:bCs/>
-      <w:color w:val="1C46AD"/>
+      <w:color w:val="17466F"/>
     </w:rPr>
   </w:style>
   <w:style w:type="paragraph" w:styleId="Heading4">
@@ -752,7 +752,7 @@
     </w:pPr>
     <w:rPr>
       <w:rFonts w:asciiTheme="majorHAnsi" w:eastAsiaTheme="majorEastAsia" w:hAnsiTheme="majorHAnsi" w:cstheme="majorBidi" w:ascii="微软雅黑" w:hAnsi="微软雅黑" w:eastAsia="微软雅黑"/>
-      <w:color w:val="2457D8"/>
+      <w:color w:val="1F5B99"/>
       <w:spacing w:val="5"/>
       <w:kern w:val="28"/>
       <w:sz w:val="52"/>
